--- a/dosyalar/performans-proje/6-sinif/arapca-6-proje-odevi.docx
+++ b/dosyalar/performans-proje/6-sinif/arapca-6-proje-odevi.docx
@@ -963,7 +963,7 @@
           <w:sz w:val="19"/>
           <w:szCs w:val="19"/>
         </w:rPr>
-        <w:t xml:space="preserve">Öğrencinin dört hafta boyunca hava durumunu izleyerek Arapça bir günlük tutması, hava durumu ifadelerini ve mevsim sözcüklerini yazılı ve sözlü olarak kullanması amaçlanır.</w:t>
+        <w:t xml:space="preserve">Öğrencinin dört hafta boyunca hava durumunu izleyerek Arapça bir günlük tutması, hava durumu ifadelerini ve havaya uygun kıyafet ile renk sözcüklerini yazılı ve sözlü olarak kullanması amaçlanır.</w:t>
       </w:r>
     </w:p>
     <w:p>
@@ -1779,7 +1779,7 @@
           <w:sz w:val="19"/>
           <w:szCs w:val="19"/>
         </w:rPr>
-        <w:t xml:space="preserve">6.  Günlüğün sonuna en sevdiğin mevsimi anlatan beş cümlelik kısa bir metin ekle.</w:t>
+        <w:t xml:space="preserve">6.  Günlüğün sonuna havaya göre ne giydiğini anlatan beş cümlelik kısa bir metin ekle.</w:t>
       </w:r>
     </w:p>
     <w:p>
@@ -2029,7 +2029,7 @@
                 <w:szCs w:val="30"/>
                 <w:rtl/>
               </w:rPr>
-              <w:t xml:space="preserve">أَمْسِ كَانَ الْجَوُّ مَاطِرًا.</w:t>
+              <w:t xml:space="preserve">غَدًا الْجَوُّ مُمْطِرٌ ، وَآخُذُ الْمِظَلَّةَ.</w:t>
             </w:r>
           </w:p>
           <w:p>
@@ -2047,7 +2047,7 @@
                 <w:szCs w:val="30"/>
                 <w:rtl/>
               </w:rPr>
-              <w:t xml:space="preserve">فِي الشِّتَاءِ الْجَوُّ بَارِدٌ.</w:t>
+              <w:t xml:space="preserve">فِي اللَّيْلِ الْجَوُّ بَارِدٌ.</w:t>
             </w:r>
           </w:p>
           <w:p>
@@ -2065,7 +2065,7 @@
                 <w:szCs w:val="30"/>
                 <w:rtl/>
               </w:rPr>
-              <w:t xml:space="preserve">تَسْقُطُ الثُّلُوجُ فِي الْجِبَالِ.</w:t>
+              <w:t xml:space="preserve">أَلْبَسُ الْمِعْطَفَ الْأَحْمَرَ.</w:t>
             </w:r>
           </w:p>
           <w:p>
@@ -2083,7 +2083,7 @@
                 <w:szCs w:val="30"/>
                 <w:rtl/>
               </w:rPr>
-              <w:t xml:space="preserve">فِي الرَّبِيعِ الْجَوُّ مُعْتَدِلٌ وَجَمِيلٌ.</w:t>
+              <w:t xml:space="preserve">اَلْيَوْمَ الْجَوُّ مُعْتَدِلٌ ، أَلْبَسُ قَمِيصًا أَبْيَضَ.</w:t>
             </w:r>
           </w:p>
           <w:p>
@@ -2187,7 +2187,7 @@
                 <w:szCs w:val="30"/>
                 <w:rtl/>
               </w:rPr>
-              <w:t xml:space="preserve">اَلْجَوُّ   —   مُشْمِسٌ   —   مَاطِرٌ   —   غَائِمٌ   —   بَارِدٌ   —   حَارٌّ   —   مُعْتَدِلٌ   —   ثَلْجٌ   —   رِيحٌ   —   فَصْلٌ</w:t>
+              <w:t xml:space="preserve">اَلْجَوُّ   —   مُشْمِسٌ   —   مُمْطِرٌ   —   مُثْلِجٌ   —   بَارِدٌ   —   حَارٌّ   —   مُعْتَدِلٌ   —   مِعْطَفٌ   —   مِظَلَّةٌ   —   لَوْنٌ</w:t>
             </w:r>
           </w:p>
         </w:tc>
@@ -4303,7 +4303,7 @@
           <w:sz w:val="19"/>
           <w:szCs w:val="19"/>
         </w:rPr>
-        <w:t xml:space="preserve">En sevdiğim mevsim</w:t>
+        <w:t xml:space="preserve">Havaya göre giydiklerim</w:t>
       </w:r>
     </w:p>
     <w:p>
